--- a/atelier/capsule_085_lockfiles.docx
+++ b/atelier/capsule_085_lockfiles.docx
@@ -84,7 +84,7 @@
           </w:tcPr>
           <w:p>
             <w:r>
-              <w:t xml:space="preserve">Capsule — socle conceptuel (à lire avant l’atelier #86)</w:t>
+              <w:t xml:space="preserve">Capsule — socle conceptuel (à lire avant l’atelier)</w:t>
             </w:r>
           </w:p>
         </w:tc>
@@ -552,7 +552,7 @@
                 <w:sz w:val="18"/>
                 <w:szCs w:val="18"/>
               </w:rPr>
-              <w:t xml:space="preserve">  "ma-librairie": "1.4.2"     -&gt; EXACTEMENT 1.4.2 (rare)</w:t>
+              <w:t xml:space="preserve"> "ma-librairie": "1.4.2" -&gt; EXACTEMENT 1.4.2 (rare)</w:t>
             </w:r>
           </w:p>
           <w:p>
@@ -572,27 +572,27 @@
                 <w:sz w:val="18"/>
                 <w:szCs w:val="18"/>
               </w:rPr>
-              <w:t xml:space="preserve">  "ma-librairie": "^1.4.2"    -&gt; 1.4.2 ou PLUS RÉCENTE</w:t>
-            </w:r>
-          </w:p>
-          <w:p>
-            <w:r>
-              <w:rPr>
-                <w:rFonts w:ascii="Consolas" w:cs="Consolas" w:eastAsia="Consolas" w:hAnsi="Consolas"/>
-                <w:sz w:val="18"/>
-                <w:szCs w:val="18"/>
-              </w:rPr>
-              <w:t xml:space="preserve">                                 tant qu'on reste en 1.x.x</w:t>
-            </w:r>
-          </w:p>
-          <w:p>
-            <w:r>
-              <w:rPr>
-                <w:rFonts w:ascii="Consolas" w:cs="Consolas" w:eastAsia="Consolas" w:hAnsi="Consolas"/>
-                <w:sz w:val="18"/>
-                <w:szCs w:val="18"/>
-              </w:rPr>
-              <w:t xml:space="preserve">                                 (1.4.3, 1.5.0, 1.9.2... OK)</w:t>
+              <w:t xml:space="preserve"> "ma-librairie": "^1.4.2" -&gt; 1.4.2 ou PLUS RÉCENTE</w:t>
+            </w:r>
+          </w:p>
+          <w:p>
+            <w:r>
+              <w:rPr>
+                <w:rFonts w:ascii="Consolas" w:cs="Consolas" w:eastAsia="Consolas" w:hAnsi="Consolas"/>
+                <w:sz w:val="18"/>
+                <w:szCs w:val="18"/>
+              </w:rPr>
+              <w:t xml:space="preserve"> tant qu'on reste en 1.x.x</w:t>
+            </w:r>
+          </w:p>
+          <w:p>
+            <w:r>
+              <w:rPr>
+                <w:rFonts w:ascii="Consolas" w:cs="Consolas" w:eastAsia="Consolas" w:hAnsi="Consolas"/>
+                <w:sz w:val="18"/>
+                <w:szCs w:val="18"/>
+              </w:rPr>
+              <w:t xml:space="preserve"> (1.4.3, 1.5.0, 1.9.2... OK)</w:t>
             </w:r>
           </w:p>
           <w:p>
@@ -612,27 +612,27 @@
                 <w:sz w:val="18"/>
                 <w:szCs w:val="18"/>
               </w:rPr>
-              <w:t xml:space="preserve">  "ma-librairie": "~1.4.2"    -&gt; 1.4.2 ou plus récente</w:t>
-            </w:r>
-          </w:p>
-          <w:p>
-            <w:r>
-              <w:rPr>
-                <w:rFonts w:ascii="Consolas" w:cs="Consolas" w:eastAsia="Consolas" w:hAnsi="Consolas"/>
-                <w:sz w:val="18"/>
-                <w:szCs w:val="18"/>
-              </w:rPr>
-              <w:t xml:space="preserve">                                 mais seulement en 1.4.x</w:t>
-            </w:r>
-          </w:p>
-          <w:p>
-            <w:r>
-              <w:rPr>
-                <w:rFonts w:ascii="Consolas" w:cs="Consolas" w:eastAsia="Consolas" w:hAnsi="Consolas"/>
-                <w:sz w:val="18"/>
-                <w:szCs w:val="18"/>
-              </w:rPr>
-              <w:t xml:space="preserve">                                 (1.4.3, 1.4.9 OK ; 1.5.0 NON)</w:t>
+              <w:t xml:space="preserve"> "ma-librairie": "~1.4.2" -&gt; 1.4.2 ou plus récente</w:t>
+            </w:r>
+          </w:p>
+          <w:p>
+            <w:r>
+              <w:rPr>
+                <w:rFonts w:ascii="Consolas" w:cs="Consolas" w:eastAsia="Consolas" w:hAnsi="Consolas"/>
+                <w:sz w:val="18"/>
+                <w:szCs w:val="18"/>
+              </w:rPr>
+              <w:t xml:space="preserve"> mais seulement en 1.4.x</w:t>
+            </w:r>
+          </w:p>
+          <w:p>
+            <w:r>
+              <w:rPr>
+                <w:rFonts w:ascii="Consolas" w:cs="Consolas" w:eastAsia="Consolas" w:hAnsi="Consolas"/>
+                <w:sz w:val="18"/>
+                <w:szCs w:val="18"/>
+              </w:rPr>
+              <w:t xml:space="preserve"> (1.4.3, 1.4.9 OK ; 1.5.0 NON)</w:t>
             </w:r>
           </w:p>
           <w:p>
@@ -652,37 +652,37 @@
                 <w:sz w:val="18"/>
                 <w:szCs w:val="18"/>
               </w:rPr>
-              <w:t xml:space="preserve">  Le ^ et le ~ disent : « à peu près cette version ».</w:t>
-            </w:r>
-          </w:p>
-          <w:p>
-            <w:r>
-              <w:rPr>
-                <w:rFonts w:ascii="Consolas" w:cs="Consolas" w:eastAsia="Consolas" w:hAnsi="Consolas"/>
-                <w:sz w:val="18"/>
-                <w:szCs w:val="18"/>
-              </w:rPr>
-              <w:t xml:space="preserve">  C'est PRATIQUE (on reçoit les correctifs) mais ça veut dire</w:t>
-            </w:r>
-          </w:p>
-          <w:p>
-            <w:r>
-              <w:rPr>
-                <w:rFonts w:ascii="Consolas" w:cs="Consolas" w:eastAsia="Consolas" w:hAnsi="Consolas"/>
-                <w:sz w:val="18"/>
-                <w:szCs w:val="18"/>
-              </w:rPr>
-              <w:t xml:space="preserve">  que la version RÉELLEMENT installée dépend de ce qui existe</w:t>
-            </w:r>
-          </w:p>
-          <w:p>
-            <w:r>
-              <w:rPr>
-                <w:rFonts w:ascii="Consolas" w:cs="Consolas" w:eastAsia="Consolas" w:hAnsi="Consolas"/>
-                <w:sz w:val="18"/>
-                <w:szCs w:val="18"/>
-              </w:rPr>
-              <w:t xml:space="preserve">  le jour de l'installation.</w:t>
+              <w:t xml:space="preserve"> Le ^ et le ~ disent : « à peu près cette version ».</w:t>
+            </w:r>
+          </w:p>
+          <w:p>
+            <w:r>
+              <w:rPr>
+                <w:rFonts w:ascii="Consolas" w:cs="Consolas" w:eastAsia="Consolas" w:hAnsi="Consolas"/>
+                <w:sz w:val="18"/>
+                <w:szCs w:val="18"/>
+              </w:rPr>
+              <w:t xml:space="preserve"> C'est PRATIQUE (on reçoit les correctifs) mais ça veut dire</w:t>
+            </w:r>
+          </w:p>
+          <w:p>
+            <w:r>
+              <w:rPr>
+                <w:rFonts w:ascii="Consolas" w:cs="Consolas" w:eastAsia="Consolas" w:hAnsi="Consolas"/>
+                <w:sz w:val="18"/>
+                <w:szCs w:val="18"/>
+              </w:rPr>
+              <w:t xml:space="preserve"> que la version RÉELLEMENT installée dépend de ce qui existe</w:t>
+            </w:r>
+          </w:p>
+          <w:p>
+            <w:r>
+              <w:rPr>
+                <w:rFonts w:ascii="Consolas" w:cs="Consolas" w:eastAsia="Consolas" w:hAnsi="Consolas"/>
+                <w:sz w:val="18"/>
+                <w:szCs w:val="18"/>
+              </w:rPr>
+              <w:t xml:space="preserve"> le jour de l'installation.</w:t>
             </w:r>
           </w:p>
         </w:tc>
@@ -772,27 +772,27 @@
                 <w:sz w:val="18"/>
                 <w:szCs w:val="18"/>
               </w:rPr>
-              <w:t xml:space="preserve">  Lundi, sur la machine d'Alice :</w:t>
-            </w:r>
-          </w:p>
-          <w:p>
-            <w:r>
-              <w:rPr>
-                <w:rFonts w:ascii="Consolas" w:cs="Consolas" w:eastAsia="Consolas" w:hAnsi="Consolas"/>
-                <w:sz w:val="18"/>
-                <w:szCs w:val="18"/>
-              </w:rPr>
-              <w:t xml:space="preserve">    installation de "^1.4.2"  -&gt;  reçoit 1.4.2</w:t>
-            </w:r>
-          </w:p>
-          <w:p>
-            <w:r>
-              <w:rPr>
-                <w:rFonts w:ascii="Consolas" w:cs="Consolas" w:eastAsia="Consolas" w:hAnsi="Consolas"/>
-                <w:sz w:val="18"/>
-                <w:szCs w:val="18"/>
-              </w:rPr>
-              <w:t xml:space="preserve">    l'appli fonctionne. Alice commite, pousse.</w:t>
+              <w:t xml:space="preserve"> Lundi, sur la machine d'Alice :</w:t>
+            </w:r>
+          </w:p>
+          <w:p>
+            <w:r>
+              <w:rPr>
+                <w:rFonts w:ascii="Consolas" w:cs="Consolas" w:eastAsia="Consolas" w:hAnsi="Consolas"/>
+                <w:sz w:val="18"/>
+                <w:szCs w:val="18"/>
+              </w:rPr>
+              <w:t xml:space="preserve"> installation de "^1.4.2" -&gt; reçoit 1.4.2</w:t>
+            </w:r>
+          </w:p>
+          <w:p>
+            <w:r>
+              <w:rPr>
+                <w:rFonts w:ascii="Consolas" w:cs="Consolas" w:eastAsia="Consolas" w:hAnsi="Consolas"/>
+                <w:sz w:val="18"/>
+                <w:szCs w:val="18"/>
+              </w:rPr>
+              <w:t xml:space="preserve"> l'appli fonctionne. Alice commite, pousse.</w:t>
             </w:r>
           </w:p>
           <w:p>
@@ -812,37 +812,37 @@
                 <w:sz w:val="18"/>
                 <w:szCs w:val="18"/>
               </w:rPr>
-              <w:t xml:space="preserve">  Jeudi, sur la machine de Bob (même code !) :</w:t>
-            </w:r>
-          </w:p>
-          <w:p>
-            <w:r>
-              <w:rPr>
-                <w:rFonts w:ascii="Consolas" w:cs="Consolas" w:eastAsia="Consolas" w:hAnsi="Consolas"/>
-                <w:sz w:val="18"/>
-                <w:szCs w:val="18"/>
-              </w:rPr>
-              <w:t xml:space="preserve">    entre-temps, 1.5.0 est sortie</w:t>
-            </w:r>
-          </w:p>
-          <w:p>
-            <w:r>
-              <w:rPr>
-                <w:rFonts w:ascii="Consolas" w:cs="Consolas" w:eastAsia="Consolas" w:hAnsi="Consolas"/>
-                <w:sz w:val="18"/>
-                <w:szCs w:val="18"/>
-              </w:rPr>
-              <w:t xml:space="preserve">    installation de "^1.4.2"  -&gt;  reçoit 1.5.0</w:t>
-            </w:r>
-          </w:p>
-          <w:p>
-            <w:r>
-              <w:rPr>
-                <w:rFonts w:ascii="Consolas" w:cs="Consolas" w:eastAsia="Consolas" w:hAnsi="Consolas"/>
-                <w:sz w:val="18"/>
-                <w:szCs w:val="18"/>
-              </w:rPr>
-              <w:t xml:space="preserve">    1.5.0 a changé un détail -&gt; l'appli plante chez Bob.</w:t>
+              <w:t xml:space="preserve"> Jeudi, sur la machine de Bob (même code !) :</w:t>
+            </w:r>
+          </w:p>
+          <w:p>
+            <w:r>
+              <w:rPr>
+                <w:rFonts w:ascii="Consolas" w:cs="Consolas" w:eastAsia="Consolas" w:hAnsi="Consolas"/>
+                <w:sz w:val="18"/>
+                <w:szCs w:val="18"/>
+              </w:rPr>
+              <w:t xml:space="preserve"> entre-temps, 1.5.0 est sortie</w:t>
+            </w:r>
+          </w:p>
+          <w:p>
+            <w:r>
+              <w:rPr>
+                <w:rFonts w:ascii="Consolas" w:cs="Consolas" w:eastAsia="Consolas" w:hAnsi="Consolas"/>
+                <w:sz w:val="18"/>
+                <w:szCs w:val="18"/>
+              </w:rPr>
+              <w:t xml:space="preserve"> installation de "^1.4.2" -&gt; reçoit 1.5.0</w:t>
+            </w:r>
+          </w:p>
+          <w:p>
+            <w:r>
+              <w:rPr>
+                <w:rFonts w:ascii="Consolas" w:cs="Consolas" w:eastAsia="Consolas" w:hAnsi="Consolas"/>
+                <w:sz w:val="18"/>
+                <w:szCs w:val="18"/>
+              </w:rPr>
+              <w:t xml:space="preserve"> 1.5.0 a changé un détail -&gt; l'appli plante chez Bob.</w:t>
             </w:r>
           </w:p>
           <w:p>
@@ -862,17 +862,17 @@
                 <w:sz w:val="18"/>
                 <w:szCs w:val="18"/>
               </w:rPr>
-              <w:t xml:space="preserve">  Bob : "mais je n'ai rien touché à ton code ?!"</w:t>
-            </w:r>
-          </w:p>
-          <w:p>
-            <w:r>
-              <w:rPr>
-                <w:rFonts w:ascii="Consolas" w:cs="Consolas" w:eastAsia="Consolas" w:hAnsi="Consolas"/>
-                <w:sz w:val="18"/>
-                <w:szCs w:val="18"/>
-              </w:rPr>
-              <w:t xml:space="preserve">  Alice : "pourtant ça marche chez moi..."</w:t>
+              <w:t xml:space="preserve"> Bob : "mais je n'ai rien touché à ton code ?!"</w:t>
+            </w:r>
+          </w:p>
+          <w:p>
+            <w:r>
+              <w:rPr>
+                <w:rFonts w:ascii="Consolas" w:cs="Consolas" w:eastAsia="Consolas" w:hAnsi="Consolas"/>
+                <w:sz w:val="18"/>
+                <w:szCs w:val="18"/>
+              </w:rPr>
+              <w:t xml:space="preserve"> Alice : "pourtant ça marche chez moi..."</w:t>
             </w:r>
           </w:p>
           <w:p>
@@ -892,17 +892,17 @@
                 <w:sz w:val="18"/>
                 <w:szCs w:val="18"/>
               </w:rPr>
-              <w:t xml:space="preserve">  Personne n'a tort. La dépendance a changé toute seule,</w:t>
-            </w:r>
-          </w:p>
-          <w:p>
-            <w:r>
-              <w:rPr>
-                <w:rFonts w:ascii="Consolas" w:cs="Consolas" w:eastAsia="Consolas" w:hAnsi="Consolas"/>
-                <w:sz w:val="18"/>
-                <w:szCs w:val="18"/>
-              </w:rPr>
-              <w:t xml:space="preserve">  parce que rien ne fixait sa version EXACTE.</w:t>
+              <w:t xml:space="preserve"> Personne n'a tort. La dépendance a changé toute seule,</w:t>
+            </w:r>
+          </w:p>
+          <w:p>
+            <w:r>
+              <w:rPr>
+                <w:rFonts w:ascii="Consolas" w:cs="Consolas" w:eastAsia="Consolas" w:hAnsi="Consolas"/>
+                <w:sz w:val="18"/>
+                <w:szCs w:val="18"/>
+              </w:rPr>
+              <w:t xml:space="preserve"> parce que rien ne fixait sa version EXACTE.</w:t>
             </w:r>
           </w:p>
         </w:tc>
@@ -1048,17 +1048,17 @@
                 <w:sz w:val="18"/>
                 <w:szCs w:val="18"/>
               </w:rPr>
-              <w:t xml:space="preserve">  Ta déclaration (package.json) :</w:t>
-            </w:r>
-          </w:p>
-          <w:p>
-            <w:r>
-              <w:rPr>
-                <w:rFonts w:ascii="Consolas" w:cs="Consolas" w:eastAsia="Consolas" w:hAnsi="Consolas"/>
-                <w:sz w:val="18"/>
-                <w:szCs w:val="18"/>
-              </w:rPr>
-              <w:t xml:space="preserve">    "ma-librairie": "^1.4.2"   &lt;- toujours "à peu près"</w:t>
+              <w:t xml:space="preserve"> Ta déclaration (package.json) :</w:t>
+            </w:r>
+          </w:p>
+          <w:p>
+            <w:r>
+              <w:rPr>
+                <w:rFonts w:ascii="Consolas" w:cs="Consolas" w:eastAsia="Consolas" w:hAnsi="Consolas"/>
+                <w:sz w:val="18"/>
+                <w:szCs w:val="18"/>
+              </w:rPr>
+              <w:t xml:space="preserve"> "ma-librairie": "^1.4.2" &lt;- toujours "à peu près"</w:t>
             </w:r>
           </w:p>
           <w:p>
@@ -1078,47 +1078,47 @@
                 <w:sz w:val="18"/>
                 <w:szCs w:val="18"/>
               </w:rPr>
-              <w:t xml:space="preserve">  Le lock file (package-lock.json) :</w:t>
-            </w:r>
-          </w:p>
-          <w:p>
-            <w:r>
-              <w:rPr>
-                <w:rFonts w:ascii="Consolas" w:cs="Consolas" w:eastAsia="Consolas" w:hAnsi="Consolas"/>
-                <w:sz w:val="18"/>
-                <w:szCs w:val="18"/>
-              </w:rPr>
-              <w:t xml:space="preserve">    ma-librairie -&gt; 1.4.2 EXACTEMENT</w:t>
-            </w:r>
-          </w:p>
-          <w:p>
-            <w:r>
-              <w:rPr>
-                <w:rFonts w:ascii="Consolas" w:cs="Consolas" w:eastAsia="Consolas" w:hAnsi="Consolas"/>
-                <w:sz w:val="18"/>
-                <w:szCs w:val="18"/>
-              </w:rPr>
-              <w:t xml:space="preserve">    + sous-dépendance-A -&gt; 2.1.0 EXACTEMENT</w:t>
-            </w:r>
-          </w:p>
-          <w:p>
-            <w:r>
-              <w:rPr>
-                <w:rFonts w:ascii="Consolas" w:cs="Consolas" w:eastAsia="Consolas" w:hAnsi="Consolas"/>
-                <w:sz w:val="18"/>
-                <w:szCs w:val="18"/>
-              </w:rPr>
-              <w:t xml:space="preserve">    + sous-dépendance-B -&gt; 0.9.4 EXACTEMENT</w:t>
-            </w:r>
-          </w:p>
-          <w:p>
-            <w:r>
-              <w:rPr>
-                <w:rFonts w:ascii="Consolas" w:cs="Consolas" w:eastAsia="Consolas" w:hAnsi="Consolas"/>
-                <w:sz w:val="18"/>
-                <w:szCs w:val="18"/>
-              </w:rPr>
-              <w:t xml:space="preserve">    (la photo complète de TOUT l'arbre de dépendances)</w:t>
+              <w:t xml:space="preserve"> Le lock file (package-lock.json) :</w:t>
+            </w:r>
+          </w:p>
+          <w:p>
+            <w:r>
+              <w:rPr>
+                <w:rFonts w:ascii="Consolas" w:cs="Consolas" w:eastAsia="Consolas" w:hAnsi="Consolas"/>
+                <w:sz w:val="18"/>
+                <w:szCs w:val="18"/>
+              </w:rPr>
+              <w:t xml:space="preserve"> ma-librairie -&gt; 1.4.2 EXACTEMENT</w:t>
+            </w:r>
+          </w:p>
+          <w:p>
+            <w:r>
+              <w:rPr>
+                <w:rFonts w:ascii="Consolas" w:cs="Consolas" w:eastAsia="Consolas" w:hAnsi="Consolas"/>
+                <w:sz w:val="18"/>
+                <w:szCs w:val="18"/>
+              </w:rPr>
+              <w:t xml:space="preserve"> + sous-dépendance-A -&gt; 2.1.0 EXACTEMENT</w:t>
+            </w:r>
+          </w:p>
+          <w:p>
+            <w:r>
+              <w:rPr>
+                <w:rFonts w:ascii="Consolas" w:cs="Consolas" w:eastAsia="Consolas" w:hAnsi="Consolas"/>
+                <w:sz w:val="18"/>
+                <w:szCs w:val="18"/>
+              </w:rPr>
+              <w:t xml:space="preserve"> + sous-dépendance-B -&gt; 0.9.4 EXACTEMENT</w:t>
+            </w:r>
+          </w:p>
+          <w:p>
+            <w:r>
+              <w:rPr>
+                <w:rFonts w:ascii="Consolas" w:cs="Consolas" w:eastAsia="Consolas" w:hAnsi="Consolas"/>
+                <w:sz w:val="18"/>
+                <w:szCs w:val="18"/>
+              </w:rPr>
+              <w:t xml:space="preserve"> (la photo complète de TOUT l'arbre de dépendances)</w:t>
             </w:r>
           </w:p>
           <w:p>
@@ -1138,27 +1138,27 @@
                 <w:sz w:val="18"/>
                 <w:szCs w:val="18"/>
               </w:rPr>
-              <w:t xml:space="preserve">  À l'installation, l'outil suit le LOCK FILE, pas la</w:t>
-            </w:r>
-          </w:p>
-          <w:p>
-            <w:r>
-              <w:rPr>
-                <w:rFonts w:ascii="Consolas" w:cs="Consolas" w:eastAsia="Consolas" w:hAnsi="Consolas"/>
-                <w:sz w:val="18"/>
-                <w:szCs w:val="18"/>
-              </w:rPr>
-              <w:t xml:space="preserve">  déclaration : il réinstalle EXACTEMENT la même photo,</w:t>
-            </w:r>
-          </w:p>
-          <w:p>
-            <w:r>
-              <w:rPr>
-                <w:rFonts w:ascii="Consolas" w:cs="Consolas" w:eastAsia="Consolas" w:hAnsi="Consolas"/>
-                <w:sz w:val="18"/>
-                <w:szCs w:val="18"/>
-              </w:rPr>
-              <w:t xml:space="preserve">  partout, tout le temps.</w:t>
+              <w:t xml:space="preserve"> À l'installation, l'outil suit le LOCK FILE, pas la</w:t>
+            </w:r>
+          </w:p>
+          <w:p>
+            <w:r>
+              <w:rPr>
+                <w:rFonts w:ascii="Consolas" w:cs="Consolas" w:eastAsia="Consolas" w:hAnsi="Consolas"/>
+                <w:sz w:val="18"/>
+                <w:szCs w:val="18"/>
+              </w:rPr>
+              <w:t xml:space="preserve"> déclaration : il réinstalle EXACTEMENT la même photo,</w:t>
+            </w:r>
+          </w:p>
+          <w:p>
+            <w:r>
+              <w:rPr>
+                <w:rFonts w:ascii="Consolas" w:cs="Consolas" w:eastAsia="Consolas" w:hAnsi="Consolas"/>
+                <w:sz w:val="18"/>
+                <w:szCs w:val="18"/>
+              </w:rPr>
+              <w:t xml:space="preserve"> partout, tout le temps.</w:t>
             </w:r>
           </w:p>
           <w:p>
@@ -1178,17 +1178,17 @@
                 <w:sz w:val="18"/>
                 <w:szCs w:val="18"/>
               </w:rPr>
-              <w:t xml:space="preserve">  Lundi/Alice, Jeudi/Bob, le pipeline, dans 6 mois :</w:t>
-            </w:r>
-          </w:p>
-          <w:p>
-            <w:r>
-              <w:rPr>
-                <w:rFonts w:ascii="Consolas" w:cs="Consolas" w:eastAsia="Consolas" w:hAnsi="Consolas"/>
-                <w:sz w:val="18"/>
-                <w:szCs w:val="18"/>
-              </w:rPr>
-              <w:t xml:space="preserve">    -&gt; tous obtiennent 1.4.2. Build reproductible.</w:t>
+              <w:t xml:space="preserve"> Lundi/Alice, Jeudi/Bob, le pipeline, dans 6 mois :</w:t>
+            </w:r>
+          </w:p>
+          <w:p>
+            <w:r>
+              <w:rPr>
+                <w:rFonts w:ascii="Consolas" w:cs="Consolas" w:eastAsia="Consolas" w:hAnsi="Consolas"/>
+                <w:sz w:val="18"/>
+                <w:szCs w:val="18"/>
+              </w:rPr>
+              <w:t xml:space="preserve"> -&gt; tous obtiennent 1.4.2. Build reproductible.</w:t>
             </w:r>
           </w:p>
         </w:tc>
@@ -1260,7 +1260,7 @@
               <w:spacing w:after="60"/>
             </w:pPr>
             <w:r>
-              <w:t xml:space="preserve">Le lock file se commite TOUJOURS dans Git. Un lock file présent sur la machine d’Alice mais absent du dépôt ne protège qu’Alice. Versionné, il protège toute l’équipe ET le pipeline : tous installent la même photo. L’erreur classique est de le mettre dans le .gitignore « parce que c’est un fichier généré » — c’est l’inverse qu’il faut faire : ce fichier généré est précisément celui qu’on veut partager.</w:t>
+              <w:t xml:space="preserve">Le lock file se commite TOUJOURS dans Git. Un lock file présent sur la machine d’Alice mais absent du dépôt ne protège qu’Alice. Versionné, il protège toute l’équipe ET le pipeline : tous installent la même photo. L’erreur classique est de le mettre dans le.gitignore « parce que c’est un fichier généré » — c’est l’inverse qu’il faut faire : ce fichier généré est précisément celui qu’on veut partager.</w:t>
             </w:r>
           </w:p>
         </w:tc>
@@ -1359,7 +1359,7 @@
         <w:pStyle w:val="Heading2"/>
       </w:pPr>
       <w:r>
-        <w:t xml:space="preserve">Chapitre 7 — Le bon réflexe (ce que l’atelier #86 mettra en place)</w:t>
+        <w:t xml:space="preserve">Chapitre 7 — Le bon réflexe (ce que l’atelier mettra en place)</w:t>
       </w:r>
     </w:p>
     <w:p>
@@ -1393,7 +1393,7 @@
         <w:spacing w:after="80"/>
       </w:pPr>
       <w:r>
-        <w:t xml:space="preserve">Le commiter dans Git — et vérifier qu’il n’est pas accidentellement dans le .gitignore.</w:t>
+        <w:t xml:space="preserve">Le commiter dans Git — et vérifier qu’il n’est pas accidentellement dans le.gitignore.</w:t>
       </w:r>
     </w:p>
     <w:p>
@@ -1435,7 +1435,7 @@
         <w:spacing w:after="120"/>
       </w:pPr>
       <w:r>
-        <w:t xml:space="preserve">La capsule est comprise si l’on sait expliquer, avec ses mots, trois choses : pourquoi le même code peut produire deux résultats différents (parce que les déclarations de dépendances disent « à peu près » une version, pas une version exacte) ; ce que fait un lock file (il enregistre la version exacte de chaque dépendance, une photographie que tout le monde réinstalle à l’identique) ; et pourquoi il faut absolument le commiter dans Git (pour que la photo soit partagée par toute l’équipe et le pipeline, pas seulement présente sur une machine). Qui sait expliquer le « ça marche chez moi » par l’absence de lock file a compris l’essentiel — et l’atelier #86 n’aura plus qu’à mettre les fichiers en place.</w:t>
+        <w:t xml:space="preserve">La capsule est comprise si l’on sait expliquer, avec ses mots, trois choses : pourquoi le même code peut produire deux résultats différents (parce que les déclarations de dépendances disent « à peu près » une version, pas une version exacte) ; ce que fait un lock file (il enregistre la version exacte de chaque dépendance, une photographie que tout le monde réinstalle à l’identique) ; et pourquoi il faut absolument le commiter dans Git (pour que la photo soit partagée par toute l’équipe et le pipeline, pas seulement présente sur une machine). Qui sait expliquer le « ça marche chez moi » par l’absence de lock file a compris l’essentiel — et l’atelier n’aura plus qu’à mettre les fichiers en place.</w:t>
       </w:r>
     </w:p>
     <w:sectPr>
